--- a/Azure/Prepration/tools.docx
+++ b/Azure/Prepration/tools.docx
@@ -13112,6 +13112,22 @@
         <w:t>Trivy</w:t>
       </w:r>
       <w:proofErr w:type="spellEnd"/>
+      <w:r>
+        <w:rPr>
+          <w:b/>
+          <w:bCs/>
+        </w:rPr>
+        <w:t xml:space="preserve"> / </w:t>
+      </w:r>
+      <w:proofErr w:type="spellStart"/>
+      <w:r>
+        <w:rPr>
+          <w:b/>
+          <w:bCs/>
+        </w:rPr>
+        <w:t>aquasec</w:t>
+      </w:r>
+      <w:proofErr w:type="spellEnd"/>
     </w:p>
     <w:p>
       <w:pPr>
@@ -14349,7 +14365,7 @@
     <w:p>
       <w:r>
         <w:pict w14:anchorId="1782F49C">
-          <v:rect id="_x0000_i1191" style="width:0;height:1.5pt" o:hralign="center" o:hrstd="t" o:hr="t" fillcolor="#a0a0a0" stroked="f"/>
+          <v:rect id="_x0000_i1070" style="width:0;height:1.5pt" o:hralign="center" o:hrstd="t" o:hr="t" fillcolor="#a0a0a0" stroked="f"/>
         </w:pict>
       </w:r>
     </w:p>
@@ -14526,7 +14542,7 @@
     <w:p>
       <w:r>
         <w:pict w14:anchorId="15EEB84D">
-          <v:rect id="_x0000_i1192" style="width:0;height:1.5pt" o:hralign="center" o:hrstd="t" o:hr="t" fillcolor="#a0a0a0" stroked="f"/>
+          <v:rect id="_x0000_i1071" style="width:0;height:1.5pt" o:hralign="center" o:hrstd="t" o:hr="t" fillcolor="#a0a0a0" stroked="f"/>
         </w:pict>
       </w:r>
     </w:p>
@@ -14652,7 +14668,7 @@
     <w:p>
       <w:r>
         <w:pict w14:anchorId="02211B39">
-          <v:rect id="_x0000_i1193" style="width:0;height:1.5pt" o:hralign="center" o:hrstd="t" o:hr="t" fillcolor="#a0a0a0" stroked="f"/>
+          <v:rect id="_x0000_i1072" style="width:0;height:1.5pt" o:hralign="center" o:hrstd="t" o:hr="t" fillcolor="#a0a0a0" stroked="f"/>
         </w:pict>
       </w:r>
     </w:p>
@@ -14755,7 +14771,7 @@
     <w:p>
       <w:r>
         <w:pict w14:anchorId="4B1E047E">
-          <v:rect id="_x0000_i1194" style="width:0;height:1.5pt" o:hralign="center" o:hrstd="t" o:hr="t" fillcolor="#a0a0a0" stroked="f"/>
+          <v:rect id="_x0000_i1073" style="width:0;height:1.5pt" o:hralign="center" o:hrstd="t" o:hr="t" fillcolor="#a0a0a0" stroked="f"/>
         </w:pict>
       </w:r>
     </w:p>
@@ -14832,7 +14848,7 @@
     <w:p>
       <w:r>
         <w:pict w14:anchorId="599F24C0">
-          <v:rect id="_x0000_i1195" style="width:0;height:1.5pt" o:hralign="center" o:hrstd="t" o:hr="t" fillcolor="#a0a0a0" stroked="f"/>
+          <v:rect id="_x0000_i1074" style="width:0;height:1.5pt" o:hralign="center" o:hrstd="t" o:hr="t" fillcolor="#a0a0a0" stroked="f"/>
         </w:pict>
       </w:r>
     </w:p>
@@ -14889,7 +14905,7 @@
     <w:p>
       <w:r>
         <w:pict w14:anchorId="4951B576">
-          <v:rect id="_x0000_i1196" style="width:0;height:1.5pt" o:hralign="center" o:hrstd="t" o:hr="t" fillcolor="#a0a0a0" stroked="f"/>
+          <v:rect id="_x0000_i1075" style="width:0;height:1.5pt" o:hralign="center" o:hrstd="t" o:hr="t" fillcolor="#a0a0a0" stroked="f"/>
         </w:pict>
       </w:r>
     </w:p>
@@ -14946,7 +14962,7 @@
     <w:p>
       <w:r>
         <w:pict w14:anchorId="5EAB564B">
-          <v:rect id="_x0000_i1197" style="width:0;height:1.5pt" o:hralign="center" o:hrstd="t" o:hr="t" fillcolor="#a0a0a0" stroked="f"/>
+          <v:rect id="_x0000_i1076" style="width:0;height:1.5pt" o:hralign="center" o:hrstd="t" o:hr="t" fillcolor="#a0a0a0" stroked="f"/>
         </w:pict>
       </w:r>
     </w:p>
@@ -15077,7 +15093,7 @@
     <w:p>
       <w:r>
         <w:pict w14:anchorId="6E1A60B2">
-          <v:rect id="_x0000_i1198" style="width:0;height:1.5pt" o:hralign="center" o:hrstd="t" o:hr="t" fillcolor="#a0a0a0" stroked="f"/>
+          <v:rect id="_x0000_i1077" style="width:0;height:1.5pt" o:hralign="center" o:hrstd="t" o:hr="t" fillcolor="#a0a0a0" stroked="f"/>
         </w:pict>
       </w:r>
     </w:p>
@@ -15175,7 +15191,7 @@
     <w:p>
       <w:r>
         <w:pict w14:anchorId="04FC8A9F">
-          <v:rect id="_x0000_i1199" style="width:0;height:1.5pt" o:hralign="center" o:hrstd="t" o:hr="t" fillcolor="#a0a0a0" stroked="f"/>
+          <v:rect id="_x0000_i1078" style="width:0;height:1.5pt" o:hralign="center" o:hrstd="t" o:hr="t" fillcolor="#a0a0a0" stroked="f"/>
         </w:pict>
       </w:r>
     </w:p>
@@ -15225,7 +15241,7 @@
     <w:p>
       <w:r>
         <w:pict w14:anchorId="675EB646">
-          <v:rect id="_x0000_i1200" style="width:0;height:1.5pt" o:hralign="center" o:hrstd="t" o:hr="t" fillcolor="#a0a0a0" stroked="f"/>
+          <v:rect id="_x0000_i1079" style="width:0;height:1.5pt" o:hralign="center" o:hrstd="t" o:hr="t" fillcolor="#a0a0a0" stroked="f"/>
         </w:pict>
       </w:r>
     </w:p>
@@ -15356,7 +15372,7 @@
     <w:p>
       <w:r>
         <w:pict w14:anchorId="37838455">
-          <v:rect id="_x0000_i1201" style="width:0;height:1.5pt" o:hralign="center" o:hrstd="t" o:hr="t" fillcolor="#a0a0a0" stroked="f"/>
+          <v:rect id="_x0000_i1080" style="width:0;height:1.5pt" o:hralign="center" o:hrstd="t" o:hr="t" fillcolor="#a0a0a0" stroked="f"/>
         </w:pict>
       </w:r>
     </w:p>
@@ -15515,7 +15531,7 @@
     <w:p>
       <w:r>
         <w:pict w14:anchorId="4B786FBE">
-          <v:rect id="_x0000_i1202" style="width:0;height:1.5pt" o:hralign="center" o:hrstd="t" o:hr="t" fillcolor="#a0a0a0" stroked="f"/>
+          <v:rect id="_x0000_i1081" style="width:0;height:1.5pt" o:hralign="center" o:hrstd="t" o:hr="t" fillcolor="#a0a0a0" stroked="f"/>
         </w:pict>
       </w:r>
     </w:p>
@@ -15594,7 +15610,7 @@
     <w:p>
       <w:r>
         <w:pict w14:anchorId="6663B512">
-          <v:rect id="_x0000_i1203" style="width:0;height:1.5pt" o:hralign="center" o:hrstd="t" o:hr="t" fillcolor="#a0a0a0" stroked="f"/>
+          <v:rect id="_x0000_i1082" style="width:0;height:1.5pt" o:hralign="center" o:hrstd="t" o:hr="t" fillcolor="#a0a0a0" stroked="f"/>
         </w:pict>
       </w:r>
     </w:p>
@@ -16044,7 +16060,7 @@
           <w:bCs/>
         </w:rPr>
         <w:pict w14:anchorId="12B9D1D5">
-          <v:rect id="_x0000_i1070" style="width:0;height:1.5pt" o:hralign="center" o:hrstd="t" o:hr="t" fillcolor="#a0a0a0" stroked="f"/>
+          <v:rect id="_x0000_i1083" style="width:0;height:1.5pt" o:hralign="center" o:hrstd="t" o:hr="t" fillcolor="#a0a0a0" stroked="f"/>
         </w:pict>
       </w:r>
     </w:p>
@@ -16413,7 +16429,7 @@
           <w:bCs/>
         </w:rPr>
         <w:pict w14:anchorId="7DB39285">
-          <v:rect id="_x0000_i1071" style="width:0;height:1.5pt" o:hralign="center" o:hrstd="t" o:hr="t" fillcolor="#a0a0a0" stroked="f"/>
+          <v:rect id="_x0000_i1084" style="width:0;height:1.5pt" o:hralign="center" o:hrstd="t" o:hr="t" fillcolor="#a0a0a0" stroked="f"/>
         </w:pict>
       </w:r>
     </w:p>
@@ -16600,7 +16616,7 @@
           <w:bCs/>
         </w:rPr>
         <w:pict w14:anchorId="6D08F6B8">
-          <v:rect id="_x0000_i1072" style="width:0;height:1.5pt" o:hralign="center" o:hrstd="t" o:hr="t" fillcolor="#a0a0a0" stroked="f"/>
+          <v:rect id="_x0000_i1085" style="width:0;height:1.5pt" o:hralign="center" o:hrstd="t" o:hr="t" fillcolor="#a0a0a0" stroked="f"/>
         </w:pict>
       </w:r>
     </w:p>
@@ -16788,7 +16804,7 @@
           <w:bCs/>
         </w:rPr>
         <w:pict w14:anchorId="0BEDDB2C">
-          <v:rect id="_x0000_i1073" style="width:0;height:1.5pt" o:hralign="center" o:hrstd="t" o:hr="t" fillcolor="#a0a0a0" stroked="f"/>
+          <v:rect id="_x0000_i1086" style="width:0;height:1.5pt" o:hralign="center" o:hrstd="t" o:hr="t" fillcolor="#a0a0a0" stroked="f"/>
         </w:pict>
       </w:r>
     </w:p>
@@ -16961,7 +16977,7 @@
           <w:bCs/>
         </w:rPr>
         <w:pict w14:anchorId="3EFDD0DF">
-          <v:rect id="_x0000_i1074" style="width:0;height:1.5pt" o:hralign="center" o:hrstd="t" o:hr="t" fillcolor="#a0a0a0" stroked="f"/>
+          <v:rect id="_x0000_i1087" style="width:0;height:1.5pt" o:hralign="center" o:hrstd="t" o:hr="t" fillcolor="#a0a0a0" stroked="f"/>
         </w:pict>
       </w:r>
     </w:p>
@@ -18022,7 +18038,7 @@
           <w:bCs/>
         </w:rPr>
         <w:pict w14:anchorId="50096F7A">
-          <v:rect id="_x0000_i1075" style="width:0;height:1.5pt" o:hralign="center" o:hrstd="t" o:hr="t" fillcolor="#a0a0a0" stroked="f"/>
+          <v:rect id="_x0000_i1088" style="width:0;height:1.5pt" o:hralign="center" o:hrstd="t" o:hr="t" fillcolor="#a0a0a0" stroked="f"/>
         </w:pict>
       </w:r>
     </w:p>
@@ -18655,12 +18671,34 @@
     </w:p>
     <w:p/>
     <w:p>
-      <w:r>
-        <w:rPr>
-          <w:b/>
-          <w:bCs/>
-        </w:rPr>
-        <w:t>SAST (Static Application Security Testing) tools</w:t>
+      <w:pPr>
+        <w:pStyle w:val="Heading1"/>
+        <w:rPr>
+          <w:b/>
+          <w:bCs/>
+        </w:rPr>
+      </w:pPr>
+      <w:r>
+        <w:rPr>
+          <w:rStyle w:val="Heading1Char"/>
+        </w:rPr>
+        <w:t>SAST</w:t>
+      </w:r>
+      <w:r>
+        <w:rPr>
+          <w:b/>
+          <w:bCs/>
+        </w:rPr>
+        <w:t xml:space="preserve"> </w:t>
+      </w:r>
+    </w:p>
+    <w:p>
+      <w:r>
+        <w:rPr>
+          <w:b/>
+          <w:bCs/>
+        </w:rPr>
+        <w:t>Static Application Security Testing) tools</w:t>
       </w:r>
       <w:r>
         <w:t xml:space="preserve"> </w:t>
@@ -18931,6 +18969,7 @@
           <w:b/>
           <w:bCs/>
         </w:rPr>
+        <w:lastRenderedPageBreak/>
         <w:t>🔹</w:t>
       </w:r>
       <w:r>
@@ -18960,7 +18999,6 @@
         </w:numPr>
       </w:pPr>
       <w:r>
-        <w:lastRenderedPageBreak/>
         <w:t xml:space="preserve">Runs early in </w:t>
       </w:r>
       <w:r>
@@ -19195,7 +19233,7 @@
     <w:p>
       <w:r>
         <w:pict w14:anchorId="7A11760D">
-          <v:rect id="_x0000_i1076" style="width:0;height:1.5pt" o:hralign="center" o:hrstd="t" o:hr="t" fillcolor="#a0a0a0" stroked="f"/>
+          <v:rect id="_x0000_i1089" style="width:0;height:1.5pt" o:hralign="center" o:hrstd="t" o:hr="t" fillcolor="#a0a0a0" stroked="f"/>
         </w:pict>
       </w:r>
     </w:p>
@@ -19363,7 +19401,7 @@
     <w:p>
       <w:r>
         <w:pict w14:anchorId="0AEAD307">
-          <v:rect id="_x0000_i1077" style="width:0;height:1.5pt" o:hralign="center" o:hrstd="t" o:hr="t" fillcolor="#a0a0a0" stroked="f"/>
+          <v:rect id="_x0000_i1090" style="width:0;height:1.5pt" o:hralign="center" o:hrstd="t" o:hr="t" fillcolor="#a0a0a0" stroked="f"/>
         </w:pict>
       </w:r>
     </w:p>
@@ -19579,6 +19617,7 @@
         </w:numPr>
       </w:pPr>
       <w:r>
+        <w:lastRenderedPageBreak/>
         <w:t xml:space="preserve">Pipeline stage: </w:t>
       </w:r>
       <w:r>
@@ -19609,7 +19648,6 @@
     </w:p>
     <w:p>
       <w:r>
-        <w:lastRenderedPageBreak/>
         <w:t xml:space="preserve">- script: </w:t>
       </w:r>
       <w:proofErr w:type="spellStart"/>
@@ -19631,7 +19669,7 @@
     <w:p>
       <w:r>
         <w:pict w14:anchorId="6DAE6239">
-          <v:rect id="_x0000_i1078" style="width:0;height:1.5pt" o:hralign="center" o:hrstd="t" o:hr="t" fillcolor="#a0a0a0" stroked="f"/>
+          <v:rect id="_x0000_i1091" style="width:0;height:1.5pt" o:hralign="center" o:hrstd="t" o:hr="t" fillcolor="#a0a0a0" stroked="f"/>
         </w:pict>
       </w:r>
     </w:p>
@@ -19743,7 +19781,7 @@
     <w:p>
       <w:r>
         <w:pict w14:anchorId="55FB04C4">
-          <v:rect id="_x0000_i1079" style="width:0;height:1.5pt" o:hralign="center" o:hrstd="t" o:hr="t" fillcolor="#a0a0a0" stroked="f"/>
+          <v:rect id="_x0000_i1092" style="width:0;height:1.5pt" o:hralign="center" o:hrstd="t" o:hr="t" fillcolor="#a0a0a0" stroked="f"/>
         </w:pict>
       </w:r>
     </w:p>
@@ -20104,7 +20142,7 @@
     <w:p>
       <w:r>
         <w:pict w14:anchorId="23664CCB">
-          <v:rect id="_x0000_i1080" style="width:0;height:1.5pt" o:hralign="center" o:hrstd="t" o:hr="t" fillcolor="#a0a0a0" stroked="f"/>
+          <v:rect id="_x0000_i1093" style="width:0;height:1.5pt" o:hralign="center" o:hrstd="t" o:hr="t" fillcolor="#a0a0a0" stroked="f"/>
         </w:pict>
       </w:r>
     </w:p>
@@ -20338,7 +20376,7 @@
     <w:p>
       <w:r>
         <w:pict w14:anchorId="269CC57D">
-          <v:rect id="_x0000_i1081" style="width:0;height:1.5pt" o:hralign="center" o:hrstd="t" o:hr="t" fillcolor="#a0a0a0" stroked="f"/>
+          <v:rect id="_x0000_i1094" style="width:0;height:1.5pt" o:hralign="center" o:hrstd="t" o:hr="t" fillcolor="#a0a0a0" stroked="f"/>
         </w:pict>
       </w:r>
     </w:p>
@@ -20834,8 +20872,9 @@
     </w:p>
     <w:p>
       <w:r>
+        <w:lastRenderedPageBreak/>
         <w:pict w14:anchorId="675119A9">
-          <v:rect id="_x0000_i1082" style="width:0;height:1.5pt" o:hralign="center" o:hrstd="t" o:hr="t" fillcolor="#a0a0a0" stroked="f"/>
+          <v:rect id="_x0000_i1095" style="width:0;height:1.5pt" o:hralign="center" o:hrstd="t" o:hr="t" fillcolor="#a0a0a0" stroked="f"/>
         </w:pict>
       </w:r>
     </w:p>
@@ -20961,7 +21000,6 @@
           <w:b/>
           <w:bCs/>
         </w:rPr>
-        <w:lastRenderedPageBreak/>
         <w:t>ये</w:t>
       </w:r>
       <w:proofErr w:type="spellEnd"/>
@@ -21293,7 +21331,7 @@
     <w:p>
       <w:r>
         <w:pict w14:anchorId="2D524CA6">
-          <v:rect id="_x0000_i1083" style="width:0;height:1.5pt" o:hralign="center" o:hrstd="t" o:hr="t" fillcolor="#a0a0a0" stroked="f"/>
+          <v:rect id="_x0000_i1096" style="width:0;height:1.5pt" o:hralign="center" o:hrstd="t" o:hr="t" fillcolor="#a0a0a0" stroked="f"/>
         </w:pict>
       </w:r>
     </w:p>
@@ -21723,7 +21761,7 @@
     <w:p>
       <w:r>
         <w:pict w14:anchorId="4953577E">
-          <v:rect id="_x0000_i1084" style="width:0;height:1.5pt" o:hralign="center" o:hrstd="t" o:hr="t" fillcolor="#a0a0a0" stroked="f"/>
+          <v:rect id="_x0000_i1097" style="width:0;height:1.5pt" o:hralign="center" o:hrstd="t" o:hr="t" fillcolor="#a0a0a0" stroked="f"/>
         </w:pict>
       </w:r>
     </w:p>
@@ -22192,7 +22230,7 @@
     <w:p>
       <w:r>
         <w:pict w14:anchorId="1D5058CA">
-          <v:rect id="_x0000_i1085" style="width:0;height:1.5pt" o:hralign="center" o:hrstd="t" o:hr="t" fillcolor="#a0a0a0" stroked="f"/>
+          <v:rect id="_x0000_i1098" style="width:0;height:1.5pt" o:hralign="center" o:hrstd="t" o:hr="t" fillcolor="#a0a0a0" stroked="f"/>
         </w:pict>
       </w:r>
     </w:p>
@@ -22516,7 +22554,7 @@
     <w:p>
       <w:r>
         <w:pict w14:anchorId="2E6AF2F5">
-          <v:rect id="_x0000_i1086" style="width:0;height:1.5pt" o:hralign="center" o:hrstd="t" o:hr="t" fillcolor="#a0a0a0" stroked="f"/>
+          <v:rect id="_x0000_i1099" style="width:0;height:1.5pt" o:hralign="center" o:hrstd="t" o:hr="t" fillcolor="#a0a0a0" stroked="f"/>
         </w:pict>
       </w:r>
     </w:p>
@@ -22727,7 +22765,7 @@
     <w:p>
       <w:r>
         <w:pict w14:anchorId="57F775F9">
-          <v:rect id="_x0000_i1087" style="width:0;height:1.5pt" o:hralign="center" o:hrstd="t" o:hr="t" fillcolor="#a0a0a0" stroked="f"/>
+          <v:rect id="_x0000_i1100" style="width:0;height:1.5pt" o:hralign="center" o:hrstd="t" o:hr="t" fillcolor="#a0a0a0" stroked="f"/>
         </w:pict>
       </w:r>
     </w:p>
@@ -23058,7 +23096,7 @@
     <w:p>
       <w:r>
         <w:pict w14:anchorId="4B75AA8C">
-          <v:rect id="_x0000_i1088" style="width:0;height:1.5pt" o:hralign="center" o:hrstd="t" o:hr="t" fillcolor="#a0a0a0" stroked="f"/>
+          <v:rect id="_x0000_i1101" style="width:0;height:1.5pt" o:hralign="center" o:hrstd="t" o:hr="t" fillcolor="#a0a0a0" stroked="f"/>
         </w:pict>
       </w:r>
     </w:p>
@@ -23657,7 +23695,7 @@
     <w:p>
       <w:r>
         <w:pict w14:anchorId="7C1C9592">
-          <v:rect id="_x0000_i1089" style="width:0;height:1.5pt" o:hralign="center" o:hrstd="t" o:hr="t" fillcolor="#a0a0a0" stroked="f"/>
+          <v:rect id="_x0000_i1102" style="width:0;height:1.5pt" o:hralign="center" o:hrstd="t" o:hr="t" fillcolor="#a0a0a0" stroked="f"/>
         </w:pict>
       </w:r>
     </w:p>
@@ -24058,7 +24096,7 @@
     <w:p>
       <w:r>
         <w:pict w14:anchorId="6FA304A3">
-          <v:rect id="_x0000_i1090" style="width:0;height:1.5pt" o:hralign="center" o:hrstd="t" o:hr="t" fillcolor="#a0a0a0" stroked="f"/>
+          <v:rect id="_x0000_i1103" style="width:0;height:1.5pt" o:hralign="center" o:hrstd="t" o:hr="t" fillcolor="#a0a0a0" stroked="f"/>
         </w:pict>
       </w:r>
     </w:p>
@@ -24910,7 +24948,7 @@
     <w:p>
       <w:r>
         <w:pict w14:anchorId="5BF5D221">
-          <v:rect id="_x0000_i1091" style="width:0;height:1.5pt" o:hralign="center" o:hrstd="t" o:hr="t" fillcolor="#a0a0a0" stroked="f"/>
+          <v:rect id="_x0000_i1104" style="width:0;height:1.5pt" o:hralign="center" o:hrstd="t" o:hr="t" fillcolor="#a0a0a0" stroked="f"/>
         </w:pict>
       </w:r>
     </w:p>
@@ -25026,7 +25064,7 @@
     <w:p>
       <w:r>
         <w:pict w14:anchorId="008B3201">
-          <v:rect id="_x0000_i1092" style="width:0;height:1.5pt" o:hralign="center" o:hrstd="t" o:hr="t" fillcolor="#a0a0a0" stroked="f"/>
+          <v:rect id="_x0000_i1105" style="width:0;height:1.5pt" o:hralign="center" o:hrstd="t" o:hr="t" fillcolor="#a0a0a0" stroked="f"/>
         </w:pict>
       </w:r>
     </w:p>
@@ -25496,7 +25534,7 @@
     <w:p>
       <w:r>
         <w:pict w14:anchorId="770A070F">
-          <v:rect id="_x0000_i1093" style="width:0;height:1.5pt" o:hralign="center" o:hrstd="t" o:hr="t" fillcolor="#a0a0a0" stroked="f"/>
+          <v:rect id="_x0000_i1106" style="width:0;height:1.5pt" o:hralign="center" o:hrstd="t" o:hr="t" fillcolor="#a0a0a0" stroked="f"/>
         </w:pict>
       </w:r>
     </w:p>
@@ -25819,7 +25857,7 @@
     <w:p>
       <w:r>
         <w:pict w14:anchorId="56BDBB37">
-          <v:rect id="_x0000_i1094" style="width:0;height:1.5pt" o:hralign="center" o:hrstd="t" o:hr="t" fillcolor="#a0a0a0" stroked="f"/>
+          <v:rect id="_x0000_i1107" style="width:0;height:1.5pt" o:hralign="center" o:hrstd="t" o:hr="t" fillcolor="#a0a0a0" stroked="f"/>
         </w:pict>
       </w:r>
     </w:p>
@@ -25929,7 +25967,7 @@
     <w:p>
       <w:r>
         <w:pict w14:anchorId="47C42098">
-          <v:rect id="_x0000_i1095" style="width:0;height:1.5pt" o:hralign="center" o:hrstd="t" o:hr="t" fillcolor="#a0a0a0" stroked="f"/>
+          <v:rect id="_x0000_i1108" style="width:0;height:1.5pt" o:hralign="center" o:hrstd="t" o:hr="t" fillcolor="#a0a0a0" stroked="f"/>
         </w:pict>
       </w:r>
     </w:p>
@@ -26034,7 +26072,7 @@
     <w:p>
       <w:r>
         <w:pict w14:anchorId="4A234B79">
-          <v:rect id="_x0000_i1096" style="width:0;height:1.5pt" o:hralign="center" o:hrstd="t" o:hr="t" fillcolor="#a0a0a0" stroked="f"/>
+          <v:rect id="_x0000_i1109" style="width:0;height:1.5pt" o:hralign="center" o:hrstd="t" o:hr="t" fillcolor="#a0a0a0" stroked="f"/>
         </w:pict>
       </w:r>
     </w:p>
@@ -26351,7 +26389,7 @@
     <w:p>
       <w:r>
         <w:pict w14:anchorId="47133C25">
-          <v:rect id="_x0000_i1097" style="width:0;height:1.5pt" o:hralign="center" o:hrstd="t" o:hr="t" fillcolor="#a0a0a0" stroked="f"/>
+          <v:rect id="_x0000_i1110" style="width:0;height:1.5pt" o:hralign="center" o:hrstd="t" o:hr="t" fillcolor="#a0a0a0" stroked="f"/>
         </w:pict>
       </w:r>
     </w:p>
@@ -26536,7 +26574,7 @@
     <w:p>
       <w:r>
         <w:pict w14:anchorId="47F73374">
-          <v:rect id="_x0000_i1098" style="width:0;height:1.5pt" o:hralign="center" o:hrstd="t" o:hr="t" fillcolor="#a0a0a0" stroked="f"/>
+          <v:rect id="_x0000_i1111" style="width:0;height:1.5pt" o:hralign="center" o:hrstd="t" o:hr="t" fillcolor="#a0a0a0" stroked="f"/>
         </w:pict>
       </w:r>
     </w:p>
@@ -26912,7 +26950,7 @@
     <w:p>
       <w:r>
         <w:pict w14:anchorId="717DC513">
-          <v:rect id="_x0000_i1099" style="width:0;height:1.5pt" o:hralign="center" o:hrstd="t" o:hr="t" fillcolor="#a0a0a0" stroked="f"/>
+          <v:rect id="_x0000_i1112" style="width:0;height:1.5pt" o:hralign="center" o:hrstd="t" o:hr="t" fillcolor="#a0a0a0" stroked="f"/>
         </w:pict>
       </w:r>
     </w:p>
@@ -27211,7 +27249,7 @@
     <w:p>
       <w:r>
         <w:pict w14:anchorId="00FE653D">
-          <v:rect id="_x0000_i1100" style="width:0;height:1.5pt" o:hralign="center" o:hrstd="t" o:hr="t" fillcolor="#a0a0a0" stroked="f"/>
+          <v:rect id="_x0000_i1113" style="width:0;height:1.5pt" o:hralign="center" o:hrstd="t" o:hr="t" fillcolor="#a0a0a0" stroked="f"/>
         </w:pict>
       </w:r>
     </w:p>
@@ -27685,7 +27723,7 @@
     <w:p>
       <w:r>
         <w:pict w14:anchorId="3A7E880A">
-          <v:rect id="_x0000_i1101" style="width:0;height:1.5pt" o:hralign="center" o:hrstd="t" o:hr="t" fillcolor="#a0a0a0" stroked="f"/>
+          <v:rect id="_x0000_i1114" style="width:0;height:1.5pt" o:hralign="center" o:hrstd="t" o:hr="t" fillcolor="#a0a0a0" stroked="f"/>
         </w:pict>
       </w:r>
     </w:p>
@@ -28045,7 +28083,7 @@
     <w:p>
       <w:r>
         <w:pict w14:anchorId="2335A7ED">
-          <v:rect id="_x0000_i1102" style="width:0;height:1.5pt" o:hralign="center" o:hrstd="t" o:hr="t" fillcolor="#a0a0a0" stroked="f"/>
+          <v:rect id="_x0000_i1115" style="width:0;height:1.5pt" o:hralign="center" o:hrstd="t" o:hr="t" fillcolor="#a0a0a0" stroked="f"/>
         </w:pict>
       </w:r>
     </w:p>
@@ -28502,7 +28540,7 @@
     <w:p>
       <w:r>
         <w:pict w14:anchorId="5C77E831">
-          <v:rect id="_x0000_i1103" style="width:0;height:1.5pt" o:hralign="center" o:hrstd="t" o:hr="t" fillcolor="#a0a0a0" stroked="f"/>
+          <v:rect id="_x0000_i1116" style="width:0;height:1.5pt" o:hralign="center" o:hrstd="t" o:hr="t" fillcolor="#a0a0a0" stroked="f"/>
         </w:pict>
       </w:r>
     </w:p>
@@ -28815,7 +28853,7 @@
     <w:p>
       <w:r>
         <w:pict w14:anchorId="7F13895F">
-          <v:rect id="_x0000_i1104" style="width:0;height:1.5pt" o:hralign="center" o:hrstd="t" o:hr="t" fillcolor="#a0a0a0" stroked="f"/>
+          <v:rect id="_x0000_i1117" style="width:0;height:1.5pt" o:hralign="center" o:hrstd="t" o:hr="t" fillcolor="#a0a0a0" stroked="f"/>
         </w:pict>
       </w:r>
     </w:p>
@@ -29036,7 +29074,7 @@
     <w:p>
       <w:r>
         <w:pict w14:anchorId="2B89FF18">
-          <v:rect id="_x0000_i1105" style="width:0;height:1.5pt" o:hralign="center" o:hrstd="t" o:hr="t" fillcolor="#a0a0a0" stroked="f"/>
+          <v:rect id="_x0000_i1118" style="width:0;height:1.5pt" o:hralign="center" o:hrstd="t" o:hr="t" fillcolor="#a0a0a0" stroked="f"/>
         </w:pict>
       </w:r>
     </w:p>
@@ -29560,7 +29598,7 @@
     <w:p>
       <w:r>
         <w:pict w14:anchorId="680BFFAD">
-          <v:rect id="_x0000_i1106" style="width:0;height:1.5pt" o:hralign="center" o:hrstd="t" o:hr="t" fillcolor="#a0a0a0" stroked="f"/>
+          <v:rect id="_x0000_i1119" style="width:0;height:1.5pt" o:hralign="center" o:hrstd="t" o:hr="t" fillcolor="#a0a0a0" stroked="f"/>
         </w:pict>
       </w:r>
     </w:p>
@@ -29862,7 +29900,7 @@
     <w:p>
       <w:r>
         <w:pict w14:anchorId="2F5C8663">
-          <v:rect id="_x0000_i1107" style="width:0;height:1.5pt" o:hralign="center" o:hrstd="t" o:hr="t" fillcolor="#a0a0a0" stroked="f"/>
+          <v:rect id="_x0000_i1120" style="width:0;height:1.5pt" o:hralign="center" o:hrstd="t" o:hr="t" fillcolor="#a0a0a0" stroked="f"/>
         </w:pict>
       </w:r>
     </w:p>
@@ -29960,7 +29998,7 @@
     <w:p>
       <w:r>
         <w:pict w14:anchorId="0B9C4515">
-          <v:rect id="_x0000_i1108" style="width:0;height:1.5pt" o:hralign="center" o:hrstd="t" o:hr="t" fillcolor="#a0a0a0" stroked="f"/>
+          <v:rect id="_x0000_i1121" style="width:0;height:1.5pt" o:hralign="center" o:hrstd="t" o:hr="t" fillcolor="#a0a0a0" stroked="f"/>
         </w:pict>
       </w:r>
     </w:p>
@@ -30885,7 +30923,7 @@
     <w:p>
       <w:r>
         <w:pict w14:anchorId="0512E430">
-          <v:rect id="_x0000_i1109" style="width:0;height:1.5pt" o:hralign="center" o:hrstd="t" o:hr="t" fillcolor="#a0a0a0" stroked="f"/>
+          <v:rect id="_x0000_i1122" style="width:0;height:1.5pt" o:hralign="center" o:hrstd="t" o:hr="t" fillcolor="#a0a0a0" stroked="f"/>
         </w:pict>
       </w:r>
     </w:p>
@@ -31708,7 +31746,7 @@
     <w:p>
       <w:r>
         <w:pict w14:anchorId="40C8C9B3">
-          <v:rect id="_x0000_i1110" style="width:0;height:1.5pt" o:hralign="center" o:hrstd="t" o:hr="t" fillcolor="#a0a0a0" stroked="f"/>
+          <v:rect id="_x0000_i1123" style="width:0;height:1.5pt" o:hralign="center" o:hrstd="t" o:hr="t" fillcolor="#a0a0a0" stroked="f"/>
         </w:pict>
       </w:r>
     </w:p>
@@ -31924,7 +31962,7 @@
       <w:r>
         <w:lastRenderedPageBreak/>
         <w:pict w14:anchorId="71EE9DB5">
-          <v:rect id="_x0000_i1111" style="width:0;height:1.5pt" o:hralign="center" o:hrstd="t" o:hr="t" fillcolor="#a0a0a0" stroked="f"/>
+          <v:rect id="_x0000_i1124" style="width:0;height:1.5pt" o:hralign="center" o:hrstd="t" o:hr="t" fillcolor="#a0a0a0" stroked="f"/>
         </w:pict>
       </w:r>
     </w:p>
@@ -32203,7 +32241,7 @@
     <w:p>
       <w:r>
         <w:pict w14:anchorId="6A25261B">
-          <v:rect id="_x0000_i1112" style="width:0;height:1.5pt" o:hralign="center" o:hrstd="t" o:hr="t" fillcolor="#a0a0a0" stroked="f"/>
+          <v:rect id="_x0000_i1125" style="width:0;height:1.5pt" o:hralign="center" o:hrstd="t" o:hr="t" fillcolor="#a0a0a0" stroked="f"/>
         </w:pict>
       </w:r>
     </w:p>
@@ -32419,15 +32457,7 @@
       </w:r>
       <w:proofErr w:type="spellEnd"/>
       <w:r>
-        <w:t xml:space="preserve"> condition statements ka </w:t>
-      </w:r>
-      <w:proofErr w:type="gramStart"/>
-      <w:r>
-        <w:t>use</w:t>
-      </w:r>
-      <w:proofErr w:type="gramEnd"/>
-      <w:r>
-        <w:t xml:space="preserve"> </w:t>
+        <w:t xml:space="preserve"> condition statements ka use </w:t>
       </w:r>
       <w:proofErr w:type="spellStart"/>
       <w:r>
@@ -41571,6 +41601,7 @@
   <w:num w:numId="62" w16cid:durableId="2055693197">
     <w:abstractNumId w:val="2"/>
   </w:num>
+  <w:numIdMacAtCleanup w:val="62"/>
 </w:numbering>
 </file>
 
@@ -42177,6 +42208,7 @@
   <w:style w:type="character" w:default="1" w:styleId="DefaultParagraphFont">
     <w:name w:val="Default Paragraph Font"/>
     <w:uiPriority w:val="1"/>
+    <w:semiHidden/>
     <w:unhideWhenUsed/>
   </w:style>
   <w:style w:type="table" w:default="1" w:styleId="TableNormal">
